--- a/en/wisdom-stories/calamity-and-blessing.docx
+++ b/en/wisdom-stories/calamity-and-blessing.docx
@@ -37,11 +37,9 @@
         <w:rPr>
           <w:b/>
         </w:rPr>
-        <w:t>Moral:</w:t>
+        <w:t>Moral: A hardship that brings you closer to Allah is a blessing, while a blessing that draws you away from Him becomes a hardship. What matters is not living in comfort, but which path you take.</w:t>
       </w:r>
-      <w:r>
-        <w:t xml:space="preserve"> A hardship that brings you closer to Allah is a blessing, while a blessing that draws you away from Him becomes a hardship. What matters is where it leads you, not how comfortable it makes you.</w:t>
-      </w:r>
+      <w:r/>
     </w:p>
     <w:p>
       <w:pPr>
@@ -52,7 +50,7 @@
           <w:i/>
           <w:sz w:val="18"/>
         </w:rPr>
-        <w:t>Source: Publicly available internet sources.</w:t>
+        <w:t>Stories are taken from open Internet sources; illustrations were created with AI.</w:t>
       </w:r>
     </w:p>
     <w:sectPr>
